--- a/book/draft-v2/서드브레인2편_5장_피지컬AI기술계보.docx
+++ b/book/draft-v2/서드브레인2편_5장_피지컬AI기술계보.docx
@@ -406,6 +406,155 @@
           <w:szCs w:val="21"/>
         </w:rPr>
         <w:t xml:space="preserve">기호에서 행동으로 이어진 60년의 계보는, 마침내 '보고 곧바로 움직이며, 물리 세계를 상상하는' 로봇에 도달했습니다. 그리고 이 계보의 가장 대중적이고 민주적인 끝자락에 LeRobot 생태계가 있습니다. 억대의 연구 장비가 아니라 100만 원대 부품으로, 논문 속 기술을 집 안에서 재현할 수 있게 된 것입니다. 서드브레인의 로봇이 서 있는 자리가 바로 여기입니다. 다음 장에서는 이 기술을 손에 쥔 세계의 기업들이 각자 어디로 달려가고 있는지, 그 지형도를 그려 보겠습니다.</w:t>
+      </w:r>
+    </w:p>
+    <w:p>
+      <w:r>
+        <w:br w:type="page"/>
+      </w:r>
+    </w:p>
+    <w:p>
+      <w:pPr>
+        <w:pStyle w:val="Heading2"/>
+        <w:spacing w:after="140" w:before="300"/>
+      </w:pPr>
+      <w:r>
+        <w:rPr>
+          <w:rFonts w:ascii="Malgun Gothic" w:cs="Malgun Gothic" w:eastAsia="Malgun Gothic" w:hAnsi="Malgun Gothic"/>
+          <w:b/>
+          <w:bCs/>
+          <w:color w:val="2E86AB"/>
+          <w:sz w:val="25"/>
+          <w:szCs w:val="25"/>
+        </w:rPr>
+        <w:t xml:space="preserve">5.4 [심화] 한국의 자리 — 제조·반도체 강국의 피지컬 AI 기회</w:t>
+      </w:r>
+    </w:p>
+    <w:p>
+      <w:pPr>
+        <w:spacing w:after="150" w:before="0" w:line="312"/>
+        <w:jc w:val="both"/>
+      </w:pPr>
+      <w:r>
+        <w:rPr>
+          <w:rFonts w:ascii="Malgun Gothic" w:cs="Malgun Gothic" w:eastAsia="Malgun Gothic" w:hAnsi="Malgun Gothic"/>
+          <w:sz w:val="21"/>
+          <w:szCs w:val="21"/>
+        </w:rPr>
+        <w:t xml:space="preserve">이 기술 계보에서 한국은 어디에 서 있을까요? 서드브레인 1편이 던진 '우뇌경제'의 문제의식 — 계획·효율 중심의 좌뇌경제에서 창의·통합 중심의 우뇌경제로 — 이 피지컬 AI 앞에서 새로운 각도로 되살아납니다. 피지컬 AI는 소프트웨어(두뇌)와 하드웨어(몸)가 만나는 지점이고, 한국은 그 두 축 모두에서 드문 강점을 가진 나라이기 때문입니다.</w:t>
+      </w:r>
+    </w:p>
+    <w:p>
+      <w:pPr>
+        <w:spacing w:after="150" w:before="0" w:line="312"/>
+        <w:jc w:val="both"/>
+      </w:pPr>
+      <w:r>
+        <w:rPr>
+          <w:rFonts w:ascii="Malgun Gothic" w:cs="Malgun Gothic" w:eastAsia="Malgun Gothic" w:hAnsi="Malgun Gothic"/>
+          <w:sz w:val="21"/>
+          <w:szCs w:val="21"/>
+        </w:rPr>
+        <w:t xml:space="preserve">몸의 축에서, 한국은 세계적 제조 역량과 부품 공급망을 갖췄습니다. 반도체(로봇 두뇌의 연산), 배터리(로봇의 지구력), 정밀 모터와 디스플레이 — 컴패니언 로봇의 물리적 몸을 이루는 핵심 부품에서 한국 기업들이 세계 상위권에 있습니다. 완제품 쪽에서도 현대차그룹은 보스턴 다이내믹스를 인수해 보행 로봇의 최전선에 섰고, 삼성과 LG는 가정용 AI 에이전트(볼리 등)로 2진영(정서 동반)에 진입하고 있습니다. 두뇌의 축에서도 대형 언어모델과 온디바이스 AI 연구가 빠르게 축적되고 있습니다.</w:t>
+      </w:r>
+    </w:p>
+    <w:p>
+      <w:pPr>
+        <w:spacing w:after="150" w:before="0" w:line="312"/>
+        <w:jc w:val="both"/>
+      </w:pPr>
+      <w:r>
+        <w:rPr>
+          <w:rFonts w:ascii="Malgun Gothic" w:cs="Malgun Gothic" w:eastAsia="Malgun Gothic" w:hAnsi="Malgun Gothic"/>
+          <w:sz w:val="21"/>
+          <w:szCs w:val="21"/>
+        </w:rPr>
+        <w:t xml:space="preserve">그러나 이 책의 관점에서 한국의 진짜 기회는 대기업의 하드웨어 경쟁이 아니라, 6장에서 본 '지형도의 빈칸'에 있습니다. 세계에서 가장 빠른 고령화와 가장 높은 1인 가구 비율(1장)을 가진 한국은, 역설적으로 '나를 아는 컴패니언'이 가장 절실한 시장입니다. 돌봄 인력 부족이 가장 심각하고, 홀로 사는 노인이 가장 많은 나라. 이곳이야말로 정서 동반과 개인 지식그래프가 결합한 컴패니언의 첫 시험대가 될 수 있습니다. 우뇌경제의 통찰 — 효율의 추격이 아니라 의미의 창출 — 을 피지컬 AI에 적용하면, 한국의 길은 '더 센 로봇'이 아니라 '더 깊이 사람을 아는 로봇'입니다. 서드브레인의 실험이 한국에서 시작된 것은, 그래서 우연이 아닙니다.</w:t>
+      </w:r>
+    </w:p>
+    <w:p>
+      <w:pPr>
+        <w:shd w:fill="EAF3F1" w:val="clear"/>
+        <w:spacing w:after="60" w:before="180"/>
+      </w:pPr>
+      <w:r>
+        <w:rPr>
+          <w:rFonts w:ascii="Malgun Gothic" w:cs="Malgun Gothic" w:eastAsia="Malgun Gothic" w:hAnsi="Malgun Gothic"/>
+          <w:b/>
+          <w:bCs/>
+          <w:color w:val="1F6F6A"/>
+          <w:sz w:val="20"/>
+          <w:szCs w:val="20"/>
+        </w:rPr>
+        <w:t xml:space="preserve">[뇌경영 실천] 피지컬 AI 시대, 한국의 이중 강점과 진짜 기회</w:t>
+      </w:r>
+    </w:p>
+    <w:p>
+      <w:pPr>
+        <w:shd w:fill="EAF3F1" w:val="clear"/>
+        <w:spacing w:after="60" w:line="300"/>
+      </w:pPr>
+      <w:r>
+        <w:rPr>
+          <w:rFonts w:ascii="Malgun Gothic" w:cs="Malgun Gothic" w:eastAsia="Malgun Gothic" w:hAnsi="Malgun Gothic"/>
+          <w:color w:val="333333"/>
+          <w:sz w:val="20"/>
+          <w:szCs w:val="20"/>
+        </w:rPr>
+        <w:t xml:space="preserve">· 몸의 축: 반도체·배터리·정밀부품 공급망 + 현대(보스턴 다이내믹스)·삼성·LG 완제품</w:t>
+      </w:r>
+    </w:p>
+    <w:p>
+      <w:pPr>
+        <w:shd w:fill="EAF3F1" w:val="clear"/>
+        <w:spacing w:after="60" w:line="300"/>
+      </w:pPr>
+      <w:r>
+        <w:rPr>
+          <w:rFonts w:ascii="Malgun Gothic" w:cs="Malgun Gothic" w:eastAsia="Malgun Gothic" w:hAnsi="Malgun Gothic"/>
+          <w:color w:val="333333"/>
+          <w:sz w:val="20"/>
+          <w:szCs w:val="20"/>
+        </w:rPr>
+        <w:t xml:space="preserve">· 두뇌의 축: 대형 언어모델·온디바이스 AI 연구 축적</w:t>
+      </w:r>
+    </w:p>
+    <w:p>
+      <w:pPr>
+        <w:shd w:fill="EAF3F1" w:val="clear"/>
+        <w:spacing w:after="60" w:line="300"/>
+      </w:pPr>
+      <w:r>
+        <w:rPr>
+          <w:rFonts w:ascii="Malgun Gothic" w:cs="Malgun Gothic" w:eastAsia="Malgun Gothic" w:hAnsi="Malgun Gothic"/>
+          <w:color w:val="333333"/>
+          <w:sz w:val="20"/>
+          <w:szCs w:val="20"/>
+        </w:rPr>
+        <w:t xml:space="preserve">· 진짜 기회(빈칸): 세계 최고 고령화·1인가구 → '나를 아는 컴패니언'이 가장 절실한 시장</w:t>
+      </w:r>
+    </w:p>
+    <w:p>
+      <w:pPr>
+        <w:shd w:fill="EAF3F1" w:val="clear"/>
+        <w:spacing w:after="60" w:line="300"/>
+      </w:pPr>
+      <w:r>
+        <w:rPr>
+          <w:rFonts w:ascii="Malgun Gothic" w:cs="Malgun Gothic" w:eastAsia="Malgun Gothic" w:hAnsi="Malgun Gothic"/>
+          <w:color w:val="333333"/>
+          <w:sz w:val="20"/>
+          <w:szCs w:val="20"/>
+        </w:rPr>
+        <w:t xml:space="preserve">· 우뇌경제의 길: '더 센 로봇'이 아니라 '더 깊이 사람을 아는 로봇'</w:t>
+      </w:r>
+    </w:p>
+    <w:p>
+      <w:pPr>
+        <w:spacing w:after="140"/>
+      </w:pPr>
+      <w:r>
+        <w:t xml:space="preserve"/>
       </w:r>
     </w:p>
     <w:p>
